--- a/Godot.docx
+++ b/Godot.docx
@@ -31,6 +31,7 @@
       </w:pPr>
       <w:r>
         <w:rPr>
+          <w:noProof/>
           <w:sz w:val="32"/>
           <w:szCs w:val="32"/>
         </w:rPr>
@@ -95,6 +96,7 @@
       </w:pPr>
       <w:r>
         <w:rPr>
+          <w:noProof/>
           <w:sz w:val="32"/>
           <w:szCs w:val="32"/>
         </w:rPr>
@@ -197,6 +199,7 @@
       </w:pPr>
       <w:r>
         <w:rPr>
+          <w:noProof/>
           <w:sz w:val="32"/>
           <w:szCs w:val="32"/>
         </w:rPr>
@@ -236,6 +239,21 @@
             </a:graphic>
           </wp:inline>
         </w:drawing>
+      </w:r>
+    </w:p>
+    <w:p>
+      <w:pPr>
+        <w:rPr>
+          <w:sz w:val="32"/>
+          <w:szCs w:val="32"/>
+        </w:rPr>
+      </w:pPr>
+      <w:r>
+        <w:rPr>
+          <w:sz w:val="32"/>
+          <w:szCs w:val="32"/>
+        </w:rPr>
+        <w:t xml:space="preserve">Just import the assets into the folder </w:t>
       </w:r>
     </w:p>
     <w:p>

--- a/Godot.docx
+++ b/Godot.docx
@@ -170,14 +170,30 @@
           <w:sz w:val="32"/>
           <w:szCs w:val="32"/>
         </w:rPr>
-        <w:t xml:space="preserve">key’s asset bundle </w:t>
-      </w:r>
-      <w:r>
-        <w:rPr>
-          <w:sz w:val="32"/>
-          <w:szCs w:val="32"/>
-        </w:rPr>
-        <w:t xml:space="preserve">: </w:t>
+        <w:t xml:space="preserve">key’s asset </w:t>
+      </w:r>
+      <w:proofErr w:type="gramStart"/>
+      <w:r>
+        <w:rPr>
+          <w:sz w:val="32"/>
+          <w:szCs w:val="32"/>
+        </w:rPr>
+        <w:t xml:space="preserve">bundle </w:t>
+      </w:r>
+      <w:r>
+        <w:rPr>
+          <w:sz w:val="32"/>
+          <w:szCs w:val="32"/>
+        </w:rPr>
+        <w:t>:</w:t>
+      </w:r>
+      <w:proofErr w:type="gramEnd"/>
+      <w:r>
+        <w:rPr>
+          <w:sz w:val="32"/>
+          <w:szCs w:val="32"/>
+        </w:rPr>
+        <w:t xml:space="preserve"> </w:t>
       </w:r>
       <w:hyperlink r:id="rId6" w:history="1">
         <w:r>
@@ -255,6 +271,404 @@
         </w:rPr>
         <w:t xml:space="preserve">Just import the assets into the folder </w:t>
       </w:r>
+    </w:p>
+    <w:p>
+      <w:pPr>
+        <w:rPr>
+          <w:sz w:val="32"/>
+          <w:szCs w:val="32"/>
+        </w:rPr>
+      </w:pPr>
+      <w:r>
+        <w:rPr>
+          <w:sz w:val="32"/>
+          <w:szCs w:val="32"/>
+        </w:rPr>
+        <w:drawing>
+          <wp:inline distT="0" distB="0" distL="0" distR="0" wp14:anchorId="24ABB694" wp14:editId="48E2B2CA">
+            <wp:extent cx="3187700" cy="2150653"/>
+            <wp:effectExtent l="0" t="0" r="0" b="2540"/>
+            <wp:docPr id="1051158685" name="Picture 1"/>
+            <wp:cNvGraphicFramePr>
+              <a:graphicFrameLocks xmlns:a="http://schemas.openxmlformats.org/drawingml/2006/main" noChangeAspect="1"/>
+            </wp:cNvGraphicFramePr>
+            <a:graphic xmlns:a="http://schemas.openxmlformats.org/drawingml/2006/main">
+              <a:graphicData uri="http://schemas.openxmlformats.org/drawingml/2006/picture">
+                <pic:pic xmlns:pic="http://schemas.openxmlformats.org/drawingml/2006/picture">
+                  <pic:nvPicPr>
+                    <pic:cNvPr id="1051158685" name=""/>
+                    <pic:cNvPicPr/>
+                  </pic:nvPicPr>
+                  <pic:blipFill>
+                    <a:blip r:embed="rId8"/>
+                    <a:stretch>
+                      <a:fillRect/>
+                    </a:stretch>
+                  </pic:blipFill>
+                  <pic:spPr>
+                    <a:xfrm>
+                      <a:off x="0" y="0"/>
+                      <a:ext cx="3191666" cy="2153329"/>
+                    </a:xfrm>
+                    <a:prstGeom prst="rect">
+                      <a:avLst/>
+                    </a:prstGeom>
+                  </pic:spPr>
+                </pic:pic>
+              </a:graphicData>
+            </a:graphic>
+          </wp:inline>
+        </w:drawing>
+      </w:r>
+    </w:p>
+    <w:p>
+      <w:pPr>
+        <w:rPr>
+          <w:sz w:val="32"/>
+          <w:szCs w:val="32"/>
+        </w:rPr>
+      </w:pPr>
+      <w:r>
+        <w:rPr>
+          <w:sz w:val="32"/>
+          <w:szCs w:val="32"/>
+        </w:rPr>
+        <w:t xml:space="preserve">Here nodes are the fundamental building block of your game </w:t>
+      </w:r>
+    </w:p>
+    <w:p>
+      <w:pPr>
+        <w:rPr>
+          <w:sz w:val="32"/>
+          <w:szCs w:val="32"/>
+        </w:rPr>
+      </w:pPr>
+      <w:r>
+        <w:rPr>
+          <w:sz w:val="32"/>
+          <w:szCs w:val="32"/>
+        </w:rPr>
+        <w:drawing>
+          <wp:inline distT="0" distB="0" distL="0" distR="0" wp14:anchorId="271F4B07" wp14:editId="57F815AD">
+            <wp:extent cx="5568950" cy="3131404"/>
+            <wp:effectExtent l="0" t="0" r="0" b="0"/>
+            <wp:docPr id="891302975" name="Picture 1"/>
+            <wp:cNvGraphicFramePr>
+              <a:graphicFrameLocks xmlns:a="http://schemas.openxmlformats.org/drawingml/2006/main" noChangeAspect="1"/>
+            </wp:cNvGraphicFramePr>
+            <a:graphic xmlns:a="http://schemas.openxmlformats.org/drawingml/2006/main">
+              <a:graphicData uri="http://schemas.openxmlformats.org/drawingml/2006/picture">
+                <pic:pic xmlns:pic="http://schemas.openxmlformats.org/drawingml/2006/picture">
+                  <pic:nvPicPr>
+                    <pic:cNvPr id="891302975" name=""/>
+                    <pic:cNvPicPr/>
+                  </pic:nvPicPr>
+                  <pic:blipFill>
+                    <a:blip r:embed="rId9"/>
+                    <a:stretch>
+                      <a:fillRect/>
+                    </a:stretch>
+                  </pic:blipFill>
+                  <pic:spPr>
+                    <a:xfrm>
+                      <a:off x="0" y="0"/>
+                      <a:ext cx="5578656" cy="3136861"/>
+                    </a:xfrm>
+                    <a:prstGeom prst="rect">
+                      <a:avLst/>
+                    </a:prstGeom>
+                  </pic:spPr>
+                </pic:pic>
+              </a:graphicData>
+            </a:graphic>
+          </wp:inline>
+        </w:drawing>
+      </w:r>
+    </w:p>
+    <w:p>
+      <w:pPr>
+        <w:rPr>
+          <w:sz w:val="32"/>
+          <w:szCs w:val="32"/>
+        </w:rPr>
+      </w:pPr>
+      <w:r>
+        <w:rPr>
+          <w:sz w:val="32"/>
+          <w:szCs w:val="32"/>
+        </w:rPr>
+        <w:lastRenderedPageBreak/>
+        <w:t xml:space="preserve">Scenes allow us to bundle nodes into the usable packages </w:t>
+      </w:r>
+    </w:p>
+    <w:p>
+      <w:pPr>
+        <w:rPr>
+          <w:sz w:val="32"/>
+          <w:szCs w:val="32"/>
+        </w:rPr>
+      </w:pPr>
+      <w:r>
+        <w:rPr>
+          <w:sz w:val="32"/>
+          <w:szCs w:val="32"/>
+        </w:rPr>
+        <w:drawing>
+          <wp:inline distT="0" distB="0" distL="0" distR="0" wp14:anchorId="0925C39D" wp14:editId="6A02BDB8">
+            <wp:extent cx="3619500" cy="3004261"/>
+            <wp:effectExtent l="0" t="0" r="0" b="5715"/>
+            <wp:docPr id="191826677" name="Picture 1"/>
+            <wp:cNvGraphicFramePr>
+              <a:graphicFrameLocks xmlns:a="http://schemas.openxmlformats.org/drawingml/2006/main" noChangeAspect="1"/>
+            </wp:cNvGraphicFramePr>
+            <a:graphic xmlns:a="http://schemas.openxmlformats.org/drawingml/2006/main">
+              <a:graphicData uri="http://schemas.openxmlformats.org/drawingml/2006/picture">
+                <pic:pic xmlns:pic="http://schemas.openxmlformats.org/drawingml/2006/picture">
+                  <pic:nvPicPr>
+                    <pic:cNvPr id="191826677" name=""/>
+                    <pic:cNvPicPr/>
+                  </pic:nvPicPr>
+                  <pic:blipFill>
+                    <a:blip r:embed="rId10"/>
+                    <a:stretch>
+                      <a:fillRect/>
+                    </a:stretch>
+                  </pic:blipFill>
+                  <pic:spPr>
+                    <a:xfrm>
+                      <a:off x="0" y="0"/>
+                      <a:ext cx="3625413" cy="3009169"/>
+                    </a:xfrm>
+                    <a:prstGeom prst="rect">
+                      <a:avLst/>
+                    </a:prstGeom>
+                  </pic:spPr>
+                </pic:pic>
+              </a:graphicData>
+            </a:graphic>
+          </wp:inline>
+        </w:drawing>
+      </w:r>
+    </w:p>
+    <w:p>
+      <w:pPr>
+        <w:rPr>
+          <w:sz w:val="32"/>
+          <w:szCs w:val="32"/>
+        </w:rPr>
+      </w:pPr>
+      <w:r>
+        <w:rPr>
+          <w:sz w:val="32"/>
+          <w:szCs w:val="32"/>
+        </w:rPr>
+        <w:drawing>
+          <wp:inline distT="0" distB="0" distL="0" distR="0" wp14:anchorId="6D4B2F16" wp14:editId="6032729E">
+            <wp:extent cx="5835650" cy="2251515"/>
+            <wp:effectExtent l="0" t="0" r="0" b="0"/>
+            <wp:docPr id="1003151336" name="Picture 1"/>
+            <wp:cNvGraphicFramePr>
+              <a:graphicFrameLocks xmlns:a="http://schemas.openxmlformats.org/drawingml/2006/main" noChangeAspect="1"/>
+            </wp:cNvGraphicFramePr>
+            <a:graphic xmlns:a="http://schemas.openxmlformats.org/drawingml/2006/main">
+              <a:graphicData uri="http://schemas.openxmlformats.org/drawingml/2006/picture">
+                <pic:pic xmlns:pic="http://schemas.openxmlformats.org/drawingml/2006/picture">
+                  <pic:nvPicPr>
+                    <pic:cNvPr id="1003151336" name=""/>
+                    <pic:cNvPicPr/>
+                  </pic:nvPicPr>
+                  <pic:blipFill>
+                    <a:blip r:embed="rId11"/>
+                    <a:stretch>
+                      <a:fillRect/>
+                    </a:stretch>
+                  </pic:blipFill>
+                  <pic:spPr>
+                    <a:xfrm>
+                      <a:off x="0" y="0"/>
+                      <a:ext cx="5838209" cy="2252502"/>
+                    </a:xfrm>
+                    <a:prstGeom prst="rect">
+                      <a:avLst/>
+                    </a:prstGeom>
+                  </pic:spPr>
+                </pic:pic>
+              </a:graphicData>
+            </a:graphic>
+          </wp:inline>
+        </w:drawing>
+      </w:r>
+    </w:p>
+    <w:p>
+      <w:pPr>
+        <w:rPr>
+          <w:sz w:val="32"/>
+          <w:szCs w:val="32"/>
+        </w:rPr>
+      </w:pPr>
+      <w:r>
+        <w:rPr>
+          <w:sz w:val="32"/>
+          <w:szCs w:val="32"/>
+        </w:rPr>
+        <w:t xml:space="preserve">We can put scenes inside of other scenes which is called </w:t>
+      </w:r>
+      <w:r>
+        <w:rPr>
+          <w:b/>
+          <w:bCs/>
+          <w:sz w:val="32"/>
+          <w:szCs w:val="32"/>
+        </w:rPr>
+        <w:t>N</w:t>
+      </w:r>
+      <w:r>
+        <w:rPr>
+          <w:b/>
+          <w:bCs/>
+          <w:sz w:val="32"/>
+          <w:szCs w:val="32"/>
+        </w:rPr>
+        <w:t xml:space="preserve">esting </w:t>
+      </w:r>
+    </w:p>
+    <w:p>
+      <w:pPr>
+        <w:rPr>
+          <w:sz w:val="32"/>
+          <w:szCs w:val="32"/>
+        </w:rPr>
+      </w:pPr>
+      <w:r>
+        <w:rPr>
+          <w:sz w:val="32"/>
+          <w:szCs w:val="32"/>
+        </w:rPr>
+        <w:drawing>
+          <wp:inline distT="0" distB="0" distL="0" distR="0" wp14:anchorId="1EA8AEA1" wp14:editId="1F4C225C">
+            <wp:extent cx="6089650" cy="3433501"/>
+            <wp:effectExtent l="0" t="0" r="6350" b="0"/>
+            <wp:docPr id="1439428687" name="Picture 1"/>
+            <wp:cNvGraphicFramePr>
+              <a:graphicFrameLocks xmlns:a="http://schemas.openxmlformats.org/drawingml/2006/main" noChangeAspect="1"/>
+            </wp:cNvGraphicFramePr>
+            <a:graphic xmlns:a="http://schemas.openxmlformats.org/drawingml/2006/main">
+              <a:graphicData uri="http://schemas.openxmlformats.org/drawingml/2006/picture">
+                <pic:pic xmlns:pic="http://schemas.openxmlformats.org/drawingml/2006/picture">
+                  <pic:nvPicPr>
+                    <pic:cNvPr id="1439428687" name=""/>
+                    <pic:cNvPicPr/>
+                  </pic:nvPicPr>
+                  <pic:blipFill>
+                    <a:blip r:embed="rId12"/>
+                    <a:stretch>
+                      <a:fillRect/>
+                    </a:stretch>
+                  </pic:blipFill>
+                  <pic:spPr>
+                    <a:xfrm>
+                      <a:off x="0" y="0"/>
+                      <a:ext cx="6098357" cy="3438410"/>
+                    </a:xfrm>
+                    <a:prstGeom prst="rect">
+                      <a:avLst/>
+                    </a:prstGeom>
+                  </pic:spPr>
+                </pic:pic>
+              </a:graphicData>
+            </a:graphic>
+          </wp:inline>
+        </w:drawing>
+      </w:r>
+    </w:p>
+    <w:p>
+      <w:pPr>
+        <w:rPr>
+          <w:sz w:val="32"/>
+          <w:szCs w:val="32"/>
+        </w:rPr>
+      </w:pPr>
+      <w:r>
+        <w:rPr>
+          <w:sz w:val="32"/>
+          <w:szCs w:val="32"/>
+        </w:rPr>
+        <w:lastRenderedPageBreak/>
+        <w:drawing>
+          <wp:inline distT="0" distB="0" distL="0" distR="0" wp14:anchorId="6BE17403" wp14:editId="74437B72">
+            <wp:extent cx="3953579" cy="3606800"/>
+            <wp:effectExtent l="0" t="0" r="8890" b="0"/>
+            <wp:docPr id="940751653" name="Picture 1"/>
+            <wp:cNvGraphicFramePr>
+              <a:graphicFrameLocks xmlns:a="http://schemas.openxmlformats.org/drawingml/2006/main" noChangeAspect="1"/>
+            </wp:cNvGraphicFramePr>
+            <a:graphic xmlns:a="http://schemas.openxmlformats.org/drawingml/2006/main">
+              <a:graphicData uri="http://schemas.openxmlformats.org/drawingml/2006/picture">
+                <pic:pic xmlns:pic="http://schemas.openxmlformats.org/drawingml/2006/picture">
+                  <pic:nvPicPr>
+                    <pic:cNvPr id="940751653" name=""/>
+                    <pic:cNvPicPr/>
+                  </pic:nvPicPr>
+                  <pic:blipFill>
+                    <a:blip r:embed="rId13"/>
+                    <a:stretch>
+                      <a:fillRect/>
+                    </a:stretch>
+                  </pic:blipFill>
+                  <pic:spPr>
+                    <a:xfrm>
+                      <a:off x="0" y="0"/>
+                      <a:ext cx="3955210" cy="3608288"/>
+                    </a:xfrm>
+                    <a:prstGeom prst="rect">
+                      <a:avLst/>
+                    </a:prstGeom>
+                  </pic:spPr>
+                </pic:pic>
+              </a:graphicData>
+            </a:graphic>
+          </wp:inline>
+        </w:drawing>
+      </w:r>
+    </w:p>
+    <w:p>
+      <w:pPr>
+        <w:rPr>
+          <w:sz w:val="32"/>
+          <w:szCs w:val="32"/>
+        </w:rPr>
+      </w:pPr>
+      <w:r>
+        <w:rPr>
+          <w:sz w:val="32"/>
+          <w:szCs w:val="32"/>
+        </w:rPr>
+        <w:t xml:space="preserve">Now create </w:t>
+      </w:r>
+      <w:proofErr w:type="gramStart"/>
+      <w:r>
+        <w:rPr>
+          <w:sz w:val="32"/>
+          <w:szCs w:val="32"/>
+        </w:rPr>
+        <w:t>an</w:t>
+      </w:r>
+      <w:proofErr w:type="gramEnd"/>
+      <w:r>
+        <w:rPr>
+          <w:sz w:val="32"/>
+          <w:szCs w:val="32"/>
+        </w:rPr>
+        <w:t xml:space="preserve"> 2D scene </w:t>
+      </w:r>
+    </w:p>
+    <w:p>
+      <w:pPr>
+        <w:rPr>
+          <w:sz w:val="32"/>
+          <w:szCs w:val="32"/>
+        </w:rPr>
+      </w:pPr>
     </w:p>
     <w:p>
       <w:pPr>
